--- a/plantilla/plantilla_maestra_reporte.docx
+++ b/plantilla/plantilla_maestra_reporte.docx
@@ -1973,15 +1973,11 @@
               <w:ind w:left="943" w:right="-20"/>
               <w:rPr>
                 <w:rFonts w:ascii="Noto Sans" w:eastAsia="Montserrat" w:hAnsi="Noto Sans" w:cs="Noto Sans"/>
-                <w:b/>
-                <w:bCs/>
+                <w:noProof/>
                 <w:sz w:val="24"/>
                 <w:szCs w:val="24"/>
               </w:rPr>
             </w:pPr>
-            <w:r>
-              <w:t>{%firma}</w:t>
-            </w:r>
           </w:p>
           <w:p>
             <w:pPr>

--- a/plantilla/plantilla_maestra_reporte.docx
+++ b/plantilla/plantilla_maestra_reporte.docx
@@ -18,7 +18,7 @@
           <w:sz w:val="24"/>
           <w:szCs w:val="24"/>
         </w:rPr>
-        <w:t xml:space="preserve">San Pedro Tlaquepaque, Jalisco a {fecha_larga}</w:t>
+        <w:t xml:space="preserve">{ciudad} a {fecha_larga}</w:t>
       </w:r>
     </w:p>
     <w:p>
@@ -134,7 +134,7 @@
           <w:sz w:val="56"/>
           <w:szCs w:val="56"/>
         </w:rPr>
-        <w:t>GUADALAJARA, JAL.</w:t>
+        <w:t>{estacion_cabecera}</w:t>
       </w:r>
     </w:p>
     <w:p>

--- a/plantilla/plantilla_maestra_reporte.docx
+++ b/plantilla/plantilla_maestra_reporte.docx
@@ -1047,7 +1047,7 @@
           <w:sz w:val="22"/>
           <w:szCs w:val="22"/>
         </w:rPr>
-        <w:t xml:space="preserve">{leyenda}</w:t>
+        <w:t xml:space="preserve">{#con_leyenda}{leyenda}{/con_leyenda}</w:t>
       </w:r>
     </w:p>
     <w:p>
@@ -1061,6 +1061,132 @@
           <w:szCs w:val="2"/>
         </w:rPr>
         <w:t xml:space="preserve">{/es_foto}</w:t>
+      </w:r>
+    </w:p>
+    <w:p>
+      <w:pPr>
+        <w:spacing w:before="0" w:after="0" w:line="240" w:lineRule="auto"/>
+      </w:pPr>
+      <w:r>
+        <w:rPr>
+          <w:rFonts w:ascii="Noto Sans" w:eastAsia="Montserrat" w:hAnsi="Noto Sans" w:cs="Noto Sans"/>
+          <w:sz w:val="2"/>
+          <w:szCs w:val="2"/>
+        </w:rPr>
+        <w:t xml:space="preserve">{#es_fila2}</w:t>
+      </w:r>
+    </w:p>
+    <w:p>
+      <w:pPr>
+        <w:keepNext/>
+        <w:spacing w:before="120" w:after="0" w:line="240" w:lineRule="auto"/>
+        <w:jc w:val="center"/>
+      </w:pPr>
+      <w:r>
+        <w:t xml:space="preserve">{%f1}</w:t>
+      </w:r>
+      <w:r>
+        <w:t xml:space="preserve">  </w:t>
+      </w:r>
+      <w:r>
+        <w:t xml:space="preserve">{%f2}</w:t>
+      </w:r>
+    </w:p>
+    <w:p>
+      <w:pPr>
+        <w:pStyle w:val="Descripcin"/>
+        <w:spacing w:before="0" w:after="120" w:line="240" w:lineRule="auto"/>
+        <w:jc w:val="center"/>
+      </w:pPr>
+      <w:r>
+        <w:rPr>
+          <w:rFonts w:ascii="Noto Sans" w:eastAsia="Montserrat" w:hAnsi="Noto Sans" w:cs="Noto Sans"/>
+          <w:i/>
+          <w:iCs/>
+          <w:color w:val="365F91"/>
+          <w:sz w:val="22"/>
+          <w:szCs w:val="22"/>
+        </w:rPr>
+        <w:t xml:space="preserve">{#con_leyenda}{leyenda}{/con_leyenda}</w:t>
+      </w:r>
+    </w:p>
+    <w:p>
+      <w:pPr>
+        <w:spacing w:before="0" w:after="0" w:line="240" w:lineRule="auto"/>
+      </w:pPr>
+      <w:r>
+        <w:rPr>
+          <w:rFonts w:ascii="Noto Sans" w:eastAsia="Montserrat" w:hAnsi="Noto Sans" w:cs="Noto Sans"/>
+          <w:sz w:val="2"/>
+          <w:szCs w:val="2"/>
+        </w:rPr>
+        <w:t xml:space="preserve">{/es_fila2}</w:t>
+      </w:r>
+    </w:p>
+    <w:p>
+      <w:pPr>
+        <w:spacing w:before="0" w:after="0" w:line="240" w:lineRule="auto"/>
+      </w:pPr>
+      <w:r>
+        <w:rPr>
+          <w:rFonts w:ascii="Noto Sans" w:eastAsia="Montserrat" w:hAnsi="Noto Sans" w:cs="Noto Sans"/>
+          <w:sz w:val="2"/>
+          <w:szCs w:val="2"/>
+        </w:rPr>
+        <w:t xml:space="preserve">{#es_fila3}</w:t>
+      </w:r>
+    </w:p>
+    <w:p>
+      <w:pPr>
+        <w:keepNext/>
+        <w:spacing w:before="120" w:after="0" w:line="240" w:lineRule="auto"/>
+        <w:jc w:val="center"/>
+      </w:pPr>
+      <w:r>
+        <w:t xml:space="preserve">{%f1}</w:t>
+      </w:r>
+      <w:r>
+        <w:t xml:space="preserve">  </w:t>
+      </w:r>
+      <w:r>
+        <w:t xml:space="preserve">{%f2}</w:t>
+      </w:r>
+      <w:r>
+        <w:t xml:space="preserve">  </w:t>
+      </w:r>
+      <w:r>
+        <w:t xml:space="preserve">{%f3}</w:t>
+      </w:r>
+    </w:p>
+    <w:p>
+      <w:pPr>
+        <w:pStyle w:val="Descripcin"/>
+        <w:spacing w:before="0" w:after="120" w:line="240" w:lineRule="auto"/>
+        <w:jc w:val="center"/>
+      </w:pPr>
+      <w:r>
+        <w:rPr>
+          <w:rFonts w:ascii="Noto Sans" w:eastAsia="Montserrat" w:hAnsi="Noto Sans" w:cs="Noto Sans"/>
+          <w:i/>
+          <w:iCs/>
+          <w:color w:val="365F91"/>
+          <w:sz w:val="22"/>
+          <w:szCs w:val="22"/>
+        </w:rPr>
+        <w:t xml:space="preserve">{#con_leyenda}{leyenda}{/con_leyenda}</w:t>
+      </w:r>
+    </w:p>
+    <w:p>
+      <w:pPr>
+        <w:spacing w:before="0" w:after="0" w:line="240" w:lineRule="auto"/>
+      </w:pPr>
+      <w:r>
+        <w:rPr>
+          <w:rFonts w:ascii="Noto Sans" w:eastAsia="Montserrat" w:hAnsi="Noto Sans" w:cs="Noto Sans"/>
+          <w:sz w:val="2"/>
+          <w:szCs w:val="2"/>
+        </w:rPr>
+        <w:t xml:space="preserve">{/es_fila3}</w:t>
       </w:r>
     </w:p>
     <w:p>

--- a/plantilla/plantilla_maestra_reporte.docx
+++ b/plantilla/plantilla_maestra_reporte.docx
@@ -1204,7 +1204,7 @@
     </w:p>
     <w:tbl>
       <w:tblPr>
-        <w:tblW w:w="9000" w:type="dxa"/>
+        <w:tblW w:w="9798" w:type="dxa"/>
         <w:jc w:val="center"/>
         <w:tblBorders>
           <w:top w:val="single" w:sz="4" w:space="0" w:color="000000"/>
@@ -1218,12 +1218,12 @@
       </w:tblPr>
       <w:tblGrid>
         <w:gridCol w:w="1500"/>
-        <w:gridCol w:w="1250"/>
-        <w:gridCol w:w="1250"/>
-        <w:gridCol w:w="1250"/>
-        <w:gridCol w:w="1250"/>
-        <w:gridCol w:w="1250"/>
-        <w:gridCol w:w="1250"/>
+        <w:gridCol w:w="1383"/>
+        <w:gridCol w:w="1383"/>
+        <w:gridCol w:w="1383"/>
+        <w:gridCol w:w="1383"/>
+        <w:gridCol w:w="1383"/>
+        <w:gridCol w:w="1383"/>
       </w:tblGrid>
       <w:tr>
         <w:trPr>
@@ -1245,8 +1245,8 @@
                 <w:rFonts w:ascii="Noto Sans" w:eastAsia="Montserrat" w:hAnsi="Noto Sans" w:cs="Noto Sans"/>
                 <w:b/>
                 <w:bCs/>
-                <w:sz w:val="22"/>
-                <w:szCs w:val="22"/>
+                <w:sz w:val="20"/>
+                <w:szCs w:val="20"/>
               </w:rPr>
               <w:t xml:space="preserve">Terminal</w:t>
             </w:r>
@@ -1254,7 +1254,7 @@
         </w:tc>
         <w:tc>
           <w:tcPr>
-            <w:tcW w:w="1250" w:type="dxa"/>
+            <w:tcW w:w="1383" w:type="dxa"/>
             <w:vAlign w:val="center"/>
           </w:tcPr>
           <w:p>
@@ -1268,8 +1268,8 @@
                 <w:rFonts w:ascii="Noto Sans" w:eastAsia="Montserrat" w:hAnsi="Noto Sans" w:cs="Noto Sans"/>
                 <w:b/>
                 <w:bCs/>
-                <w:sz w:val="22"/>
-                <w:szCs w:val="22"/>
+                <w:sz w:val="20"/>
+                <w:szCs w:val="20"/>
               </w:rPr>
               <w:t xml:space="preserve">{t1}</w:t>
             </w:r>
@@ -1277,7 +1277,7 @@
         </w:tc>
         <w:tc>
           <w:tcPr>
-            <w:tcW w:w="1250" w:type="dxa"/>
+            <w:tcW w:w="1383" w:type="dxa"/>
             <w:vAlign w:val="center"/>
           </w:tcPr>
           <w:p>
@@ -1291,8 +1291,8 @@
                 <w:rFonts w:ascii="Noto Sans" w:eastAsia="Montserrat" w:hAnsi="Noto Sans" w:cs="Noto Sans"/>
                 <w:b/>
                 <w:bCs/>
-                <w:sz w:val="22"/>
-                <w:szCs w:val="22"/>
+                <w:sz w:val="20"/>
+                <w:szCs w:val="20"/>
               </w:rPr>
               <w:t xml:space="preserve">{t2}</w:t>
             </w:r>
@@ -1300,7 +1300,7 @@
         </w:tc>
         <w:tc>
           <w:tcPr>
-            <w:tcW w:w="1250" w:type="dxa"/>
+            <w:tcW w:w="1383" w:type="dxa"/>
             <w:vAlign w:val="center"/>
           </w:tcPr>
           <w:p>
@@ -1314,8 +1314,8 @@
                 <w:rFonts w:ascii="Noto Sans" w:eastAsia="Montserrat" w:hAnsi="Noto Sans" w:cs="Noto Sans"/>
                 <w:b/>
                 <w:bCs/>
-                <w:sz w:val="22"/>
-                <w:szCs w:val="22"/>
+                <w:sz w:val="20"/>
+                <w:szCs w:val="20"/>
               </w:rPr>
               <w:t xml:space="preserve">{t3}</w:t>
             </w:r>
@@ -1323,7 +1323,7 @@
         </w:tc>
         <w:tc>
           <w:tcPr>
-            <w:tcW w:w="1250" w:type="dxa"/>
+            <w:tcW w:w="1383" w:type="dxa"/>
             <w:vAlign w:val="center"/>
           </w:tcPr>
           <w:p>
@@ -1337,8 +1337,8 @@
                 <w:rFonts w:ascii="Noto Sans" w:eastAsia="Montserrat" w:hAnsi="Noto Sans" w:cs="Noto Sans"/>
                 <w:b/>
                 <w:bCs/>
-                <w:sz w:val="22"/>
-                <w:szCs w:val="22"/>
+                <w:sz w:val="20"/>
+                <w:szCs w:val="20"/>
               </w:rPr>
               <w:t xml:space="preserve">{t4}</w:t>
             </w:r>
@@ -1346,7 +1346,7 @@
         </w:tc>
         <w:tc>
           <w:tcPr>
-            <w:tcW w:w="1250" w:type="dxa"/>
+            <w:tcW w:w="1383" w:type="dxa"/>
             <w:vAlign w:val="center"/>
           </w:tcPr>
           <w:p>
@@ -1360,8 +1360,8 @@
                 <w:rFonts w:ascii="Noto Sans" w:eastAsia="Montserrat" w:hAnsi="Noto Sans" w:cs="Noto Sans"/>
                 <w:b/>
                 <w:bCs/>
-                <w:sz w:val="22"/>
-                <w:szCs w:val="22"/>
+                <w:sz w:val="20"/>
+                <w:szCs w:val="20"/>
               </w:rPr>
               <w:t xml:space="preserve">{t5}</w:t>
             </w:r>
@@ -1369,7 +1369,7 @@
         </w:tc>
         <w:tc>
           <w:tcPr>
-            <w:tcW w:w="1250" w:type="dxa"/>
+            <w:tcW w:w="1383" w:type="dxa"/>
             <w:vAlign w:val="center"/>
           </w:tcPr>
           <w:p>
@@ -1383,8 +1383,8 @@
                 <w:rFonts w:ascii="Noto Sans" w:eastAsia="Montserrat" w:hAnsi="Noto Sans" w:cs="Noto Sans"/>
                 <w:b/>
                 <w:bCs/>
-                <w:sz w:val="22"/>
-                <w:szCs w:val="22"/>
+                <w:sz w:val="20"/>
+                <w:szCs w:val="20"/>
               </w:rPr>
               <w:t xml:space="preserve">{t6}</w:t>
             </w:r>
@@ -1411,8 +1411,8 @@
                 <w:rFonts w:ascii="Noto Sans" w:eastAsia="Montserrat" w:hAnsi="Noto Sans" w:cs="Noto Sans"/>
                 <w:b/>
                 <w:bCs/>
-                <w:sz w:val="22"/>
-                <w:szCs w:val="22"/>
+                <w:sz w:val="20"/>
+                <w:szCs w:val="20"/>
               </w:rPr>
               <w:t xml:space="preserve">{etiqueta}</w:t>
             </w:r>
@@ -1420,7 +1420,7 @@
         </w:tc>
         <w:tc>
           <w:tcPr>
-            <w:tcW w:w="1250" w:type="dxa"/>
+            <w:tcW w:w="1383" w:type="dxa"/>
             <w:vAlign w:val="center"/>
           </w:tcPr>
           <w:p>
@@ -1434,8 +1434,8 @@
                 <w:rFonts w:ascii="Noto Sans" w:eastAsia="Montserrat" w:hAnsi="Noto Sans" w:cs="Noto Sans"/>
                 <w:b/>
                 <w:bCs/>
-                <w:sz w:val="22"/>
-                <w:szCs w:val="22"/>
+                <w:sz w:val="20"/>
+                <w:szCs w:val="20"/>
               </w:rPr>
               <w:t xml:space="preserve">{v1}</w:t>
             </w:r>
@@ -1443,7 +1443,7 @@
         </w:tc>
         <w:tc>
           <w:tcPr>
-            <w:tcW w:w="1250" w:type="dxa"/>
+            <w:tcW w:w="1383" w:type="dxa"/>
             <w:vAlign w:val="center"/>
           </w:tcPr>
           <w:p>
@@ -1457,8 +1457,8 @@
                 <w:rFonts w:ascii="Noto Sans" w:eastAsia="Montserrat" w:hAnsi="Noto Sans" w:cs="Noto Sans"/>
                 <w:b/>
                 <w:bCs/>
-                <w:sz w:val="22"/>
-                <w:szCs w:val="22"/>
+                <w:sz w:val="20"/>
+                <w:szCs w:val="20"/>
               </w:rPr>
               <w:t xml:space="preserve">{v2}</w:t>
             </w:r>
@@ -1466,7 +1466,7 @@
         </w:tc>
         <w:tc>
           <w:tcPr>
-            <w:tcW w:w="1250" w:type="dxa"/>
+            <w:tcW w:w="1383" w:type="dxa"/>
             <w:vAlign w:val="center"/>
           </w:tcPr>
           <w:p>
@@ -1480,8 +1480,8 @@
                 <w:rFonts w:ascii="Noto Sans" w:eastAsia="Montserrat" w:hAnsi="Noto Sans" w:cs="Noto Sans"/>
                 <w:b/>
                 <w:bCs/>
-                <w:sz w:val="22"/>
-                <w:szCs w:val="22"/>
+                <w:sz w:val="20"/>
+                <w:szCs w:val="20"/>
               </w:rPr>
               <w:t xml:space="preserve">{v3}</w:t>
             </w:r>
@@ -1489,7 +1489,7 @@
         </w:tc>
         <w:tc>
           <w:tcPr>
-            <w:tcW w:w="1250" w:type="dxa"/>
+            <w:tcW w:w="1383" w:type="dxa"/>
             <w:vAlign w:val="center"/>
           </w:tcPr>
           <w:p>
@@ -1503,8 +1503,8 @@
                 <w:rFonts w:ascii="Noto Sans" w:eastAsia="Montserrat" w:hAnsi="Noto Sans" w:cs="Noto Sans"/>
                 <w:b/>
                 <w:bCs/>
-                <w:sz w:val="22"/>
-                <w:szCs w:val="22"/>
+                <w:sz w:val="20"/>
+                <w:szCs w:val="20"/>
               </w:rPr>
               <w:t xml:space="preserve">{v4}</w:t>
             </w:r>
@@ -1512,7 +1512,7 @@
         </w:tc>
         <w:tc>
           <w:tcPr>
-            <w:tcW w:w="1250" w:type="dxa"/>
+            <w:tcW w:w="1383" w:type="dxa"/>
             <w:vAlign w:val="center"/>
           </w:tcPr>
           <w:p>
@@ -1526,8 +1526,8 @@
                 <w:rFonts w:ascii="Noto Sans" w:eastAsia="Montserrat" w:hAnsi="Noto Sans" w:cs="Noto Sans"/>
                 <w:b/>
                 <w:bCs/>
-                <w:sz w:val="22"/>
-                <w:szCs w:val="22"/>
+                <w:sz w:val="20"/>
+                <w:szCs w:val="20"/>
               </w:rPr>
               <w:t xml:space="preserve">{v5}</w:t>
             </w:r>
@@ -1535,7 +1535,7 @@
         </w:tc>
         <w:tc>
           <w:tcPr>
-            <w:tcW w:w="1250" w:type="dxa"/>
+            <w:tcW w:w="1383" w:type="dxa"/>
             <w:vAlign w:val="center"/>
           </w:tcPr>
           <w:p>
@@ -1549,8 +1549,8 @@
                 <w:rFonts w:ascii="Noto Sans" w:eastAsia="Montserrat" w:hAnsi="Noto Sans" w:cs="Noto Sans"/>
                 <w:b/>
                 <w:bCs/>
-                <w:sz w:val="22"/>
-                <w:szCs w:val="22"/>
+                <w:sz w:val="20"/>
+                <w:szCs w:val="20"/>
               </w:rPr>
               <w:t xml:space="preserve">{v6}</w:t>
             </w:r>
@@ -1604,7 +1604,7 @@
     </w:p>
     <w:tbl>
       <w:tblPr>
-        <w:tblW w:w="9000" w:type="dxa"/>
+        <w:tblW w:w="9798" w:type="dxa"/>
         <w:jc w:val="center"/>
         <w:tblBorders>
           <w:top w:val="single" w:sz="4" w:space="0" w:color="000000"/>
@@ -1618,9 +1618,9 @@
       </w:tblPr>
       <w:tblGrid>
         <w:gridCol w:w="1500"/>
-        <w:gridCol w:w="2500"/>
-        <w:gridCol w:w="2500"/>
-        <w:gridCol w:w="2500"/>
+        <w:gridCol w:w="2766"/>
+        <w:gridCol w:w="2766"/>
+        <w:gridCol w:w="2766"/>
       </w:tblGrid>
       <w:tr>
         <w:trPr>
@@ -1642,8 +1642,8 @@
                 <w:rFonts w:ascii="Noto Sans" w:eastAsia="Montserrat" w:hAnsi="Noto Sans" w:cs="Noto Sans"/>
                 <w:b/>
                 <w:bCs/>
-                <w:sz w:val="22"/>
-                <w:szCs w:val="22"/>
+                <w:sz w:val="20"/>
+                <w:szCs w:val="20"/>
               </w:rPr>
               <w:t xml:space="preserve">Terminal</w:t>
             </w:r>
@@ -1651,7 +1651,7 @@
         </w:tc>
         <w:tc>
           <w:tcPr>
-            <w:tcW w:w="2500" w:type="dxa"/>
+            <w:tcW w:w="2766" w:type="dxa"/>
             <w:vAlign w:val="center"/>
           </w:tcPr>
           <w:p>
@@ -1665,8 +1665,8 @@
                 <w:rFonts w:ascii="Noto Sans" w:eastAsia="Montserrat" w:hAnsi="Noto Sans" w:cs="Noto Sans"/>
                 <w:b/>
                 <w:bCs/>
-                <w:sz w:val="22"/>
-                <w:szCs w:val="22"/>
+                <w:sz w:val="20"/>
+                <w:szCs w:val="20"/>
               </w:rPr>
               <w:t xml:space="preserve">{t1}</w:t>
             </w:r>
@@ -1674,7 +1674,7 @@
         </w:tc>
         <w:tc>
           <w:tcPr>
-            <w:tcW w:w="2500" w:type="dxa"/>
+            <w:tcW w:w="2766" w:type="dxa"/>
             <w:vAlign w:val="center"/>
           </w:tcPr>
           <w:p>
@@ -1688,8 +1688,8 @@
                 <w:rFonts w:ascii="Noto Sans" w:eastAsia="Montserrat" w:hAnsi="Noto Sans" w:cs="Noto Sans"/>
                 <w:b/>
                 <w:bCs/>
-                <w:sz w:val="22"/>
-                <w:szCs w:val="22"/>
+                <w:sz w:val="20"/>
+                <w:szCs w:val="20"/>
               </w:rPr>
               <w:t xml:space="preserve">{t2}</w:t>
             </w:r>
@@ -1697,7 +1697,7 @@
         </w:tc>
         <w:tc>
           <w:tcPr>
-            <w:tcW w:w="2500" w:type="dxa"/>
+            <w:tcW w:w="2766" w:type="dxa"/>
             <w:vAlign w:val="center"/>
           </w:tcPr>
           <w:p>
@@ -1711,8 +1711,8 @@
                 <w:rFonts w:ascii="Noto Sans" w:eastAsia="Montserrat" w:hAnsi="Noto Sans" w:cs="Noto Sans"/>
                 <w:b/>
                 <w:bCs/>
-                <w:sz w:val="22"/>
-                <w:szCs w:val="22"/>
+                <w:sz w:val="20"/>
+                <w:szCs w:val="20"/>
               </w:rPr>
               <w:t xml:space="preserve">{t3}</w:t>
             </w:r>
@@ -1739,8 +1739,8 @@
                 <w:rFonts w:ascii="Noto Sans" w:eastAsia="Montserrat" w:hAnsi="Noto Sans" w:cs="Noto Sans"/>
                 <w:b/>
                 <w:bCs/>
-                <w:sz w:val="22"/>
-                <w:szCs w:val="22"/>
+                <w:sz w:val="20"/>
+                <w:szCs w:val="20"/>
               </w:rPr>
               <w:t xml:space="preserve">{etiqueta}</w:t>
             </w:r>
@@ -1748,7 +1748,7 @@
         </w:tc>
         <w:tc>
           <w:tcPr>
-            <w:tcW w:w="2500" w:type="dxa"/>
+            <w:tcW w:w="2766" w:type="dxa"/>
             <w:vAlign w:val="center"/>
           </w:tcPr>
           <w:p>
@@ -1762,8 +1762,8 @@
                 <w:rFonts w:ascii="Noto Sans" w:eastAsia="Montserrat" w:hAnsi="Noto Sans" w:cs="Noto Sans"/>
                 <w:b/>
                 <w:bCs/>
-                <w:sz w:val="22"/>
-                <w:szCs w:val="22"/>
+                <w:sz w:val="20"/>
+                <w:szCs w:val="20"/>
               </w:rPr>
               <w:t xml:space="preserve">{v1}</w:t>
             </w:r>
@@ -1771,7 +1771,7 @@
         </w:tc>
         <w:tc>
           <w:tcPr>
-            <w:tcW w:w="2500" w:type="dxa"/>
+            <w:tcW w:w="2766" w:type="dxa"/>
             <w:vAlign w:val="center"/>
           </w:tcPr>
           <w:p>
@@ -1785,8 +1785,8 @@
                 <w:rFonts w:ascii="Noto Sans" w:eastAsia="Montserrat" w:hAnsi="Noto Sans" w:cs="Noto Sans"/>
                 <w:b/>
                 <w:bCs/>
-                <w:sz w:val="22"/>
-                <w:szCs w:val="22"/>
+                <w:sz w:val="20"/>
+                <w:szCs w:val="20"/>
               </w:rPr>
               <w:t xml:space="preserve">{v2}</w:t>
             </w:r>
@@ -1794,7 +1794,7 @@
         </w:tc>
         <w:tc>
           <w:tcPr>
-            <w:tcW w:w="2500" w:type="dxa"/>
+            <w:tcW w:w="2766" w:type="dxa"/>
             <w:vAlign w:val="center"/>
           </w:tcPr>
           <w:p>
@@ -1808,8 +1808,8 @@
                 <w:rFonts w:ascii="Noto Sans" w:eastAsia="Montserrat" w:hAnsi="Noto Sans" w:cs="Noto Sans"/>
                 <w:b/>
                 <w:bCs/>
-                <w:sz w:val="22"/>
-                <w:szCs w:val="22"/>
+                <w:sz w:val="20"/>
+                <w:szCs w:val="20"/>
               </w:rPr>
               <w:t xml:space="preserve">{v3}</w:t>
             </w:r>
